--- a/docs/answers/as-rearrangingtrigandlogs.docx
+++ b/docs/answers/as-rearrangingtrigandlogs.docx
@@ -52,7 +52,7 @@
         </w:rPr>
         <w:t xml:space="preserve"> </w:t>
       </w:r>
-      <w:hyperlink r:id="rId20">
+      <w:hyperlink r:id="rId9">
         <w:r>
           <w:rPr>
             <w:rStyle w:val="Hyperlink"/>
@@ -75,7 +75,7 @@
         <w:t xml:space="preserve">Please attempt the questions before reading these answers!</w:t>
       </w:r>
     </w:p>
-    <w:bookmarkStart w:id="21" w:name="q1"/>
+    <w:bookmarkStart w:id="10" w:name="q1"/>
     <w:p>
       <w:pPr>
         <w:pStyle w:val="Heading2"/>
@@ -112,19 +112,21 @@
         <m:r>
           <m:t>n</m:t>
         </m:r>
-        <m:d>
-          <m:dPr>
-            <m:begChr m:val="("/>
-            <m:sepChr m:val=""/>
-            <m:endChr m:val=")"/>
-            <m:grow/>
-          </m:dPr>
-          <m:e>
-            <m:r>
-              <m:t>x</m:t>
-            </m:r>
-          </m:e>
-        </m:d>
+        <m:r>
+          <m:rPr>
+            <m:sty m:val="p"/>
+          </m:rPr>
+          <m:t>(</m:t>
+        </m:r>
+        <m:r>
+          <m:t>x</m:t>
+        </m:r>
+        <m:r>
+          <m:rPr>
+            <m:sty m:val="p"/>
+          </m:rPr>
+          <m:t>)</m:t>
+        </m:r>
         <m:r>
           <m:rPr>
             <m:sty m:val="p"/>
@@ -205,31 +207,33 @@
         <m:r>
           <m:t>s</m:t>
         </m:r>
-        <m:d>
-          <m:dPr>
-            <m:begChr m:val="("/>
-            <m:sepChr m:val=""/>
-            <m:endChr m:val=")"/>
-            <m:grow/>
-          </m:dPr>
-          <m:e>
-            <m:r>
-              <m:t>2</m:t>
-            </m:r>
-            <m:r>
-              <m:t>x</m:t>
-            </m:r>
-            <m:r>
-              <m:rPr>
-                <m:sty m:val="p"/>
-              </m:rPr>
-              <m:t>+</m:t>
-            </m:r>
-            <m:r>
-              <m:t>1</m:t>
-            </m:r>
-          </m:e>
-        </m:d>
+        <m:r>
+          <m:rPr>
+            <m:sty m:val="p"/>
+          </m:rPr>
+          <m:t>(</m:t>
+        </m:r>
+        <m:r>
+          <m:t>2</m:t>
+        </m:r>
+        <m:r>
+          <m:t>x</m:t>
+        </m:r>
+        <m:r>
+          <m:rPr>
+            <m:sty m:val="p"/>
+          </m:rPr>
+          <m:t>+</m:t>
+        </m:r>
+        <m:r>
+          <m:t>1</m:t>
+        </m:r>
+        <m:r>
+          <m:rPr>
+            <m:sty m:val="p"/>
+          </m:rPr>
+          <m:t>)</m:t>
+        </m:r>
         <m:r>
           <m:rPr>
             <m:sty m:val="p"/>
@@ -311,31 +315,33 @@
         <m:r>
           <m:t>n</m:t>
         </m:r>
-        <m:d>
-          <m:dPr>
-            <m:begChr m:val="("/>
-            <m:sepChr m:val=""/>
-            <m:endChr m:val=")"/>
-            <m:grow/>
-          </m:dPr>
-          <m:e>
-            <m:r>
-              <m:t>5</m:t>
-            </m:r>
-            <m:r>
-              <m:t>x</m:t>
-            </m:r>
-            <m:r>
-              <m:rPr>
-                <m:sty m:val="p"/>
-              </m:rPr>
-              <m:t>−</m:t>
-            </m:r>
-            <m:r>
-              <m:t>1</m:t>
-            </m:r>
-          </m:e>
-        </m:d>
+        <m:r>
+          <m:rPr>
+            <m:sty m:val="p"/>
+          </m:rPr>
+          <m:t>(</m:t>
+        </m:r>
+        <m:r>
+          <m:t>5</m:t>
+        </m:r>
+        <m:r>
+          <m:t>x</m:t>
+        </m:r>
+        <m:r>
+          <m:rPr>
+            <m:sty m:val="p"/>
+          </m:rPr>
+          <m:t>−</m:t>
+        </m:r>
+        <m:r>
+          <m:t>1</m:t>
+        </m:r>
+        <m:r>
+          <m:rPr>
+            <m:sty m:val="p"/>
+          </m:rPr>
+          <m:t>)</m:t>
+        </m:r>
         <m:r>
           <m:rPr>
             <m:sty m:val="p"/>
@@ -390,49 +396,51 @@
         <m:r>
           <m:t>s</m:t>
         </m:r>
-        <m:d>
-          <m:dPr>
-            <m:begChr m:val="("/>
-            <m:sepChr m:val=""/>
-            <m:endChr m:val=")"/>
-            <m:grow/>
-          </m:dPr>
+        <m:r>
+          <m:rPr>
+            <m:sty m:val="p"/>
+          </m:rPr>
+          <m:t>(</m:t>
+        </m:r>
+        <m:sSup>
           <m:e>
-            <m:sSup>
-              <m:e>
-                <m:r>
-                  <m:t>x</m:t>
-                </m:r>
-              </m:e>
-              <m:sup>
-                <m:r>
-                  <m:t>2</m:t>
-                </m:r>
-              </m:sup>
-            </m:sSup>
-            <m:r>
-              <m:rPr>
-                <m:sty m:val="p"/>
-              </m:rPr>
-              <m:t>+</m:t>
-            </m:r>
-            <m:r>
-              <m:t>4</m:t>
-            </m:r>
             <m:r>
               <m:t>x</m:t>
             </m:r>
-            <m:r>
-              <m:rPr>
-                <m:sty m:val="p"/>
-              </m:rPr>
-              <m:t>+</m:t>
-            </m:r>
-            <m:r>
-              <m:t>3</m:t>
-            </m:r>
           </m:e>
-        </m:d>
+          <m:sup>
+            <m:r>
+              <m:t>2</m:t>
+            </m:r>
+          </m:sup>
+        </m:sSup>
+        <m:r>
+          <m:rPr>
+            <m:sty m:val="p"/>
+          </m:rPr>
+          <m:t>+</m:t>
+        </m:r>
+        <m:r>
+          <m:t>4</m:t>
+        </m:r>
+        <m:r>
+          <m:t>x</m:t>
+        </m:r>
+        <m:r>
+          <m:rPr>
+            <m:sty m:val="p"/>
+          </m:rPr>
+          <m:t>+</m:t>
+        </m:r>
+        <m:r>
+          <m:t>3</m:t>
+        </m:r>
+        <m:r>
+          <m:rPr>
+            <m:sty m:val="p"/>
+          </m:rPr>
+          <m:t>)</m:t>
+        </m:r>
         <m:r>
           <m:rPr>
             <m:sty m:val="p"/>
@@ -474,19 +482,21 @@
             </m:r>
           </m:sup>
         </m:sSup>
-        <m:d>
-          <m:dPr>
-            <m:begChr m:val="("/>
-            <m:sepChr m:val=""/>
-            <m:endChr m:val=")"/>
-            <m:grow/>
-          </m:dPr>
-          <m:e>
-            <m:r>
-              <m:t>1</m:t>
-            </m:r>
-          </m:e>
-        </m:d>
+        <m:r>
+          <m:rPr>
+            <m:sty m:val="p"/>
+          </m:rPr>
+          <m:t>(</m:t>
+        </m:r>
+        <m:r>
+          <m:t>1</m:t>
+        </m:r>
+        <m:r>
+          <m:rPr>
+            <m:sty m:val="p"/>
+          </m:rPr>
+          <m:t>)</m:t>
+        </m:r>
         <m:r>
           <m:rPr>
             <m:sty m:val="p"/>
@@ -554,8 +564,8 @@
         <w:t xml:space="preserve">.</w:t>
       </w:r>
     </w:p>
-    <w:bookmarkEnd w:id="21"/>
-    <w:bookmarkStart w:id="22" w:name="q2"/>
+    <w:bookmarkEnd w:id="10"/>
+    <w:bookmarkStart w:id="11" w:name="q2"/>
     <w:p>
       <w:pPr>
         <w:pStyle w:val="Heading2"/>
@@ -684,19 +694,21 @@
                 </m:r>
               </m:sup>
             </m:sSup>
-            <m:d>
-              <m:dPr>
-                <m:begChr m:val="("/>
-                <m:sepChr m:val=""/>
-                <m:endChr m:val=")"/>
-                <m:grow/>
-              </m:dPr>
-              <m:e>
-                <m:r>
-                  <m:t>x</m:t>
-                </m:r>
-              </m:e>
-            </m:d>
+            <m:r>
+              <m:rPr>
+                <m:sty m:val="p"/>
+              </m:rPr>
+              <m:t>(</m:t>
+            </m:r>
+            <m:r>
+              <m:t>x</m:t>
+            </m:r>
+            <m:r>
+              <m:rPr>
+                <m:sty m:val="p"/>
+              </m:rPr>
+              <m:t>)</m:t>
+            </m:r>
           </m:den>
         </m:f>
         <m:r>
@@ -730,19 +742,21 @@
                 </m:r>
               </m:sup>
             </m:sSup>
-            <m:d>
-              <m:dPr>
-                <m:begChr m:val="("/>
-                <m:sepChr m:val=""/>
-                <m:endChr m:val=")"/>
-                <m:grow/>
-              </m:dPr>
-              <m:e>
-                <m:r>
-                  <m:t>x</m:t>
-                </m:r>
-              </m:e>
-            </m:d>
+            <m:r>
+              <m:rPr>
+                <m:sty m:val="p"/>
+              </m:rPr>
+              <m:t>(</m:t>
+            </m:r>
+            <m:r>
+              <m:t>x</m:t>
+            </m:r>
+            <m:r>
+              <m:rPr>
+                <m:sty m:val="p"/>
+              </m:rPr>
+              <m:t>)</m:t>
+            </m:r>
           </m:den>
         </m:f>
       </m:oMath>
@@ -781,19 +795,21 @@
                 </m:r>
               </m:sup>
             </m:sSup>
-            <m:d>
-              <m:dPr>
-                <m:begChr m:val="("/>
-                <m:sepChr m:val=""/>
-                <m:endChr m:val=")"/>
-                <m:grow/>
-              </m:dPr>
-              <m:e>
-                <m:r>
-                  <m:t>x</m:t>
-                </m:r>
-              </m:e>
-            </m:d>
+            <m:r>
+              <m:rPr>
+                <m:sty m:val="p"/>
+              </m:rPr>
+              <m:t>(</m:t>
+            </m:r>
+            <m:r>
+              <m:t>x</m:t>
+            </m:r>
+            <m:r>
+              <m:rPr>
+                <m:sty m:val="p"/>
+              </m:rPr>
+              <m:t>)</m:t>
+            </m:r>
           </m:num>
           <m:den>
             <m:sSup>
@@ -811,19 +827,21 @@
                 </m:r>
               </m:sup>
             </m:sSup>
-            <m:d>
-              <m:dPr>
-                <m:begChr m:val="("/>
-                <m:sepChr m:val=""/>
-                <m:endChr m:val=")"/>
-                <m:grow/>
-              </m:dPr>
-              <m:e>
-                <m:r>
-                  <m:t>x</m:t>
-                </m:r>
-              </m:e>
-            </m:d>
+            <m:r>
+              <m:rPr>
+                <m:sty m:val="p"/>
+              </m:rPr>
+              <m:t>(</m:t>
+            </m:r>
+            <m:r>
+              <m:t>x</m:t>
+            </m:r>
+            <m:r>
+              <m:rPr>
+                <m:sty m:val="p"/>
+              </m:rPr>
+              <m:t>)</m:t>
+            </m:r>
           </m:den>
         </m:f>
         <m:r>
@@ -857,19 +875,21 @@
                 </m:r>
               </m:sup>
             </m:sSup>
-            <m:d>
-              <m:dPr>
-                <m:begChr m:val="("/>
-                <m:sepChr m:val=""/>
-                <m:endChr m:val=")"/>
-                <m:grow/>
-              </m:dPr>
-              <m:e>
-                <m:r>
-                  <m:t>x</m:t>
-                </m:r>
-              </m:e>
-            </m:d>
+            <m:r>
+              <m:rPr>
+                <m:sty m:val="p"/>
+              </m:rPr>
+              <m:t>(</m:t>
+            </m:r>
+            <m:r>
+              <m:t>x</m:t>
+            </m:r>
+            <m:r>
+              <m:rPr>
+                <m:sty m:val="p"/>
+              </m:rPr>
+              <m:t>)</m:t>
+            </m:r>
           </m:den>
         </m:f>
       </m:oMath>
@@ -900,19 +920,21 @@
             </m:r>
           </m:sup>
         </m:sSup>
-        <m:d>
-          <m:dPr>
-            <m:begChr m:val="("/>
-            <m:sepChr m:val=""/>
-            <m:endChr m:val=")"/>
-            <m:grow/>
-          </m:dPr>
-          <m:e>
-            <m:r>
-              <m:t>x</m:t>
-            </m:r>
-          </m:e>
-        </m:d>
+        <m:r>
+          <m:rPr>
+            <m:sty m:val="p"/>
+          </m:rPr>
+          <m:t>(</m:t>
+        </m:r>
+        <m:r>
+          <m:t>x</m:t>
+        </m:r>
+        <m:r>
+          <m:rPr>
+            <m:sty m:val="p"/>
+          </m:rPr>
+          <m:t>)</m:t>
+        </m:r>
       </m:oMath>
     </w:p>
     <w:p>
@@ -935,19 +957,21 @@
             </m:r>
           </m:sup>
         </m:sSup>
-        <m:d>
-          <m:dPr>
-            <m:begChr m:val="("/>
-            <m:sepChr m:val=""/>
-            <m:endChr m:val=")"/>
-            <m:grow/>
-          </m:dPr>
-          <m:e>
-            <m:r>
-              <m:t>x</m:t>
-            </m:r>
-          </m:e>
-        </m:d>
+        <m:r>
+          <m:rPr>
+            <m:sty m:val="p"/>
+          </m:rPr>
+          <m:t>(</m:t>
+        </m:r>
+        <m:r>
+          <m:t>x</m:t>
+        </m:r>
+        <m:r>
+          <m:rPr>
+            <m:sty m:val="p"/>
+          </m:rPr>
+          <m:t>)</m:t>
+        </m:r>
         <m:r>
           <m:rPr>
             <m:sty m:val="p"/>
@@ -969,19 +993,21 @@
             </m:r>
           </m:sup>
         </m:sSup>
-        <m:d>
-          <m:dPr>
-            <m:begChr m:val="("/>
-            <m:sepChr m:val=""/>
-            <m:endChr m:val=")"/>
-            <m:grow/>
-          </m:dPr>
-          <m:e>
-            <m:r>
-              <m:t>x</m:t>
-            </m:r>
-          </m:e>
-        </m:d>
+        <m:r>
+          <m:rPr>
+            <m:sty m:val="p"/>
+          </m:rPr>
+          <m:t>(</m:t>
+        </m:r>
+        <m:r>
+          <m:t>x</m:t>
+        </m:r>
+        <m:r>
+          <m:rPr>
+            <m:sty m:val="p"/>
+          </m:rPr>
+          <m:t>)</m:t>
+        </m:r>
         <m:r>
           <m:rPr>
             <m:sty m:val="p"/>
@@ -996,8 +1022,8 @@
         <w:t xml:space="preserve">.</w:t>
       </w:r>
     </w:p>
-    <w:bookmarkEnd w:id="22"/>
-    <w:bookmarkStart w:id="23" w:name="q3"/>
+    <w:bookmarkEnd w:id="11"/>
+    <w:bookmarkStart w:id="12" w:name="q3"/>
     <w:p>
       <w:pPr>
         <w:pStyle w:val="Heading2"/>
@@ -1026,19 +1052,21 @@
           </m:rPr>
           <m:t>cos</m:t>
         </m:r>
-        <m:d>
-          <m:dPr>
-            <m:begChr m:val="("/>
-            <m:sepChr m:val=""/>
-            <m:endChr m:val=")"/>
-            <m:grow/>
-          </m:dPr>
-          <m:e>
-            <m:r>
-              <m:t>x</m:t>
-            </m:r>
-          </m:e>
-        </m:d>
+        <m:r>
+          <m:rPr>
+            <m:sty m:val="p"/>
+          </m:rPr>
+          <m:t>(</m:t>
+        </m:r>
+        <m:r>
+          <m:t>x</m:t>
+        </m:r>
+        <m:r>
+          <m:rPr>
+            <m:sty m:val="p"/>
+          </m:rPr>
+          <m:t>)</m:t>
+        </m:r>
         <m:r>
           <m:rPr>
             <m:sty m:val="p"/>
@@ -1054,19 +1082,21 @@
           </m:rPr>
           <m:t>sin</m:t>
         </m:r>
-        <m:d>
-          <m:dPr>
-            <m:begChr m:val="("/>
-            <m:sepChr m:val=""/>
-            <m:endChr m:val=")"/>
-            <m:grow/>
-          </m:dPr>
-          <m:e>
-            <m:r>
-              <m:t>x</m:t>
-            </m:r>
-          </m:e>
-        </m:d>
+        <m:r>
+          <m:rPr>
+            <m:sty m:val="p"/>
+          </m:rPr>
+          <m:t>(</m:t>
+        </m:r>
+        <m:r>
+          <m:t>x</m:t>
+        </m:r>
+        <m:r>
+          <m:rPr>
+            <m:sty m:val="p"/>
+          </m:rPr>
+          <m:t>)</m:t>
+        </m:r>
       </m:oMath>
       <w:r>
         <w:t xml:space="preserve"> </w:t>
@@ -1095,28 +1125,30 @@
           </m:rPr>
           <m:t>sin</m:t>
         </m:r>
-        <m:d>
-          <m:dPr>
-            <m:begChr m:val="("/>
-            <m:sepChr m:val=""/>
-            <m:endChr m:val=")"/>
-            <m:grow/>
-          </m:dPr>
-          <m:e>
-            <m:r>
-              <m:t>x</m:t>
-            </m:r>
-            <m:r>
-              <m:rPr>
-                <m:sty m:val="p"/>
-              </m:rPr>
-              <m:t>+</m:t>
-            </m:r>
-            <m:r>
-              <m:t>0.507</m:t>
-            </m:r>
-          </m:e>
-        </m:d>
+        <m:r>
+          <m:rPr>
+            <m:sty m:val="p"/>
+          </m:rPr>
+          <m:t>(</m:t>
+        </m:r>
+        <m:r>
+          <m:t>x</m:t>
+        </m:r>
+        <m:r>
+          <m:rPr>
+            <m:sty m:val="p"/>
+          </m:rPr>
+          <m:t>+</m:t>
+        </m:r>
+        <m:r>
+          <m:t>0.507</m:t>
+        </m:r>
+        <m:r>
+          <m:rPr>
+            <m:sty m:val="p"/>
+          </m:rPr>
+          <m:t>)</m:t>
+        </m:r>
       </m:oMath>
       <w:r>
         <w:t xml:space="preserve">. Setting this equal to 10 and solving gives</w:t>
@@ -1142,8 +1174,8 @@
         <w:t xml:space="preserve">. If you have a slightly different answer, this may be due to rounding at different points in the process.</w:t>
       </w:r>
     </w:p>
-    <w:bookmarkEnd w:id="23"/>
-    <w:bookmarkStart w:id="24" w:name="q4"/>
+    <w:bookmarkEnd w:id="12"/>
+    <w:bookmarkStart w:id="13" w:name="q4"/>
     <w:p>
       <w:pPr>
         <w:pStyle w:val="Heading2"/>
@@ -1510,8 +1542,8 @@
         <w:t xml:space="preserve">.</w:t>
       </w:r>
     </w:p>
-    <w:bookmarkEnd w:id="24"/>
-    <w:bookmarkStart w:id="25" w:name="q5"/>
+    <w:bookmarkEnd w:id="13"/>
+    <w:bookmarkStart w:id="14" w:name="q5"/>
     <w:p>
       <w:pPr>
         <w:pStyle w:val="Heading2"/>
@@ -1549,19 +1581,21 @@
             </m:r>
           </m:sub>
         </m:sSub>
-        <m:d>
-          <m:dPr>
-            <m:begChr m:val="("/>
-            <m:sepChr m:val=""/>
-            <m:endChr m:val=")"/>
-            <m:grow/>
-          </m:dPr>
-          <m:e>
-            <m:r>
-              <m:t>x</m:t>
-            </m:r>
-          </m:e>
-        </m:d>
+        <m:r>
+          <m:rPr>
+            <m:sty m:val="p"/>
+          </m:rPr>
+          <m:t>(</m:t>
+        </m:r>
+        <m:r>
+          <m:t>x</m:t>
+        </m:r>
+        <m:r>
+          <m:rPr>
+            <m:sty m:val="p"/>
+          </m:rPr>
+          <m:t>)</m:t>
+        </m:r>
         <m:r>
           <m:rPr>
             <m:sty m:val="p"/>
@@ -1583,19 +1617,21 @@
             </m:r>
           </m:sub>
         </m:sSub>
-        <m:d>
-          <m:dPr>
-            <m:begChr m:val="("/>
-            <m:sepChr m:val=""/>
-            <m:endChr m:val=")"/>
-            <m:grow/>
-          </m:dPr>
-          <m:e>
-            <m:r>
-              <m:t>5</m:t>
-            </m:r>
-          </m:e>
-        </m:d>
+        <m:r>
+          <m:rPr>
+            <m:sty m:val="p"/>
+          </m:rPr>
+          <m:t>(</m:t>
+        </m:r>
+        <m:r>
+          <m:t>5</m:t>
+        </m:r>
+        <m:r>
+          <m:rPr>
+            <m:sty m:val="p"/>
+          </m:rPr>
+          <m:t>)</m:t>
+        </m:r>
         <m:r>
           <m:rPr>
             <m:sty m:val="p"/>
@@ -1689,22 +1725,24 @@
             </m:r>
           </m:sub>
         </m:sSub>
-        <m:d>
-          <m:dPr>
-            <m:begChr m:val="("/>
-            <m:sepChr m:val=""/>
-            <m:endChr m:val=")"/>
-            <m:grow/>
-          </m:dPr>
-          <m:e>
-            <m:r>
-              <m:t>16</m:t>
-            </m:r>
-            <m:r>
-              <m:t>x</m:t>
-            </m:r>
-          </m:e>
-        </m:d>
+        <m:r>
+          <m:rPr>
+            <m:sty m:val="p"/>
+          </m:rPr>
+          <m:t>(</m:t>
+        </m:r>
+        <m:r>
+          <m:t>16</m:t>
+        </m:r>
+        <m:r>
+          <m:t>x</m:t>
+        </m:r>
+        <m:r>
+          <m:rPr>
+            <m:sty m:val="p"/>
+          </m:rPr>
+          <m:t>)</m:t>
+        </m:r>
         <m:r>
           <m:rPr>
             <m:sty m:val="p"/>
@@ -1766,22 +1804,24 @@
               </m:rPr>
               <m:t>ln</m:t>
             </m:r>
-            <m:d>
-              <m:dPr>
-                <m:begChr m:val="("/>
-                <m:sepChr m:val=""/>
-                <m:endChr m:val=")"/>
-                <m:grow/>
-              </m:dPr>
-              <m:e>
-                <m:r>
-                  <m:t>3</m:t>
-                </m:r>
-                <m:r>
-                  <m:t>x</m:t>
-                </m:r>
-              </m:e>
-            </m:d>
+            <m:r>
+              <m:rPr>
+                <m:sty m:val="p"/>
+              </m:rPr>
+              <m:t>(</m:t>
+            </m:r>
+            <m:r>
+              <m:t>3</m:t>
+            </m:r>
+            <m:r>
+              <m:t>x</m:t>
+            </m:r>
+            <m:r>
+              <m:rPr>
+                <m:sty m:val="p"/>
+              </m:rPr>
+              <m:t>)</m:t>
+            </m:r>
           </m:sup>
         </m:sSup>
         <m:r>
@@ -1821,8 +1861,8 @@
         <w:t xml:space="preserve">.</w:t>
       </w:r>
     </w:p>
-    <w:bookmarkEnd w:id="25"/>
-    <w:bookmarkStart w:id="26" w:name="q6"/>
+    <w:bookmarkEnd w:id="14"/>
+    <w:bookmarkStart w:id="15" w:name="q6"/>
     <w:p>
       <w:pPr>
         <w:pStyle w:val="Heading2"/>
@@ -1864,19 +1904,21 @@
                 </m:r>
               </m:sub>
             </m:sSub>
-            <m:d>
-              <m:dPr>
-                <m:begChr m:val="("/>
-                <m:sepChr m:val=""/>
-                <m:endChr m:val=")"/>
-                <m:grow/>
-              </m:dPr>
-              <m:e>
-                <m:r>
-                  <m:t>x</m:t>
-                </m:r>
-              </m:e>
-            </m:d>
+            <m:r>
+              <m:rPr>
+                <m:sty m:val="p"/>
+              </m:rPr>
+              <m:t>(</m:t>
+            </m:r>
+            <m:r>
+              <m:t>x</m:t>
+            </m:r>
+            <m:r>
+              <m:rPr>
+                <m:sty m:val="p"/>
+              </m:rPr>
+              <m:t>)</m:t>
+            </m:r>
           </m:sup>
         </m:sSup>
         <m:r>
@@ -1999,31 +2041,33 @@
             </m:r>
           </m:sub>
         </m:sSub>
-        <m:d>
-          <m:dPr>
-            <m:begChr m:val="("/>
-            <m:sepChr m:val=""/>
-            <m:endChr m:val=")"/>
-            <m:grow/>
-          </m:dPr>
-          <m:e>
-            <m:f>
-              <m:fPr>
-                <m:type m:val="bar"/>
-              </m:fPr>
-              <m:num>
-                <m:r>
-                  <m:t>7</m:t>
-                </m:r>
-              </m:num>
-              <m:den>
-                <m:r>
-                  <m:t>3</m:t>
-                </m:r>
-              </m:den>
-            </m:f>
-          </m:e>
-        </m:d>
+        <m:r>
+          <m:rPr>
+            <m:sty m:val="p"/>
+          </m:rPr>
+          <m:t>(</m:t>
+        </m:r>
+        <m:f>
+          <m:fPr>
+            <m:type m:val="bar"/>
+          </m:fPr>
+          <m:num>
+            <m:r>
+              <m:t>7</m:t>
+            </m:r>
+          </m:num>
+          <m:den>
+            <m:r>
+              <m:t>3</m:t>
+            </m:r>
+          </m:den>
+        </m:f>
+        <m:r>
+          <m:rPr>
+            <m:sty m:val="p"/>
+          </m:rPr>
+          <m:t>)</m:t>
+        </m:r>
       </m:oMath>
       <w:r>
         <w:t xml:space="preserve"> </w:t>
@@ -2032,8 +2076,8 @@
         <w:t xml:space="preserve">or approximately 1.22.</w:t>
       </w:r>
     </w:p>
-    <w:bookmarkEnd w:id="26"/>
-    <w:bookmarkStart w:id="27" w:name="q7"/>
+    <w:bookmarkEnd w:id="15"/>
+    <w:bookmarkStart w:id="16" w:name="q7"/>
     <w:p>
       <w:pPr>
         <w:pStyle w:val="Heading2"/>
@@ -2263,19 +2307,21 @@
           </m:rPr>
           <m:t>ln</m:t>
         </m:r>
-        <m:d>
-          <m:dPr>
-            <m:begChr m:val="("/>
-            <m:sepChr m:val=""/>
-            <m:endChr m:val=")"/>
-            <m:grow/>
-          </m:dPr>
-          <m:e>
-            <m:r>
-              <m:t>y</m:t>
-            </m:r>
-          </m:e>
-        </m:d>
+        <m:r>
+          <m:rPr>
+            <m:sty m:val="p"/>
+          </m:rPr>
+          <m:t>(</m:t>
+        </m:r>
+        <m:r>
+          <m:t>y</m:t>
+        </m:r>
+        <m:r>
+          <m:rPr>
+            <m:sty m:val="p"/>
+          </m:rPr>
+          <m:t>)</m:t>
+        </m:r>
         <m:r>
           <m:rPr>
             <m:sty m:val="p"/>
@@ -2419,8 +2465,8 @@
         <w:t xml:space="preserve">.</w:t>
       </w:r>
     </w:p>
-    <w:bookmarkEnd w:id="27"/>
-    <w:bookmarkStart w:id="28" w:name="q8"/>
+    <w:bookmarkEnd w:id="16"/>
+    <w:bookmarkStart w:id="17" w:name="q8"/>
     <w:p>
       <w:pPr>
         <w:pStyle w:val="Heading2"/>
@@ -2455,19 +2501,21 @@
             </m:r>
           </m:sub>
         </m:sSub>
-        <m:d>
-          <m:dPr>
-            <m:begChr m:val="("/>
-            <m:sepChr m:val=""/>
-            <m:endChr m:val=")"/>
-            <m:grow/>
-          </m:dPr>
-          <m:e>
-            <m:r>
-              <m:t>x</m:t>
-            </m:r>
-          </m:e>
-        </m:d>
+        <m:r>
+          <m:rPr>
+            <m:sty m:val="p"/>
+          </m:rPr>
+          <m:t>(</m:t>
+        </m:r>
+        <m:r>
+          <m:t>x</m:t>
+        </m:r>
+        <m:r>
+          <m:rPr>
+            <m:sty m:val="p"/>
+          </m:rPr>
+          <m:t>)</m:t>
+        </m:r>
         <m:r>
           <m:rPr>
             <m:sty m:val="p"/>
@@ -2489,19 +2537,21 @@
             </m:r>
           </m:sub>
         </m:sSub>
-        <m:d>
-          <m:dPr>
-            <m:begChr m:val="("/>
-            <m:sepChr m:val=""/>
-            <m:endChr m:val=")"/>
-            <m:grow/>
-          </m:dPr>
-          <m:e>
-            <m:r>
-              <m:t>y</m:t>
-            </m:r>
-          </m:e>
-        </m:d>
+        <m:r>
+          <m:rPr>
+            <m:sty m:val="p"/>
+          </m:rPr>
+          <m:t>(</m:t>
+        </m:r>
+        <m:r>
+          <m:t>y</m:t>
+        </m:r>
+        <m:r>
+          <m:rPr>
+            <m:sty m:val="p"/>
+          </m:rPr>
+          <m:t>)</m:t>
+        </m:r>
       </m:oMath>
       <w:r>
         <w:t xml:space="preserve">, then</w:t>
@@ -2574,19 +2624,21 @@
             </m:r>
           </m:sub>
         </m:sSub>
-        <m:d>
-          <m:dPr>
-            <m:begChr m:val="("/>
-            <m:sepChr m:val=""/>
-            <m:endChr m:val=")"/>
-            <m:grow/>
-          </m:dPr>
-          <m:e>
-            <m:r>
-              <m:t>x</m:t>
-            </m:r>
-          </m:e>
-        </m:d>
+        <m:r>
+          <m:rPr>
+            <m:sty m:val="p"/>
+          </m:rPr>
+          <m:t>(</m:t>
+        </m:r>
+        <m:r>
+          <m:t>x</m:t>
+        </m:r>
+        <m:r>
+          <m:rPr>
+            <m:sty m:val="p"/>
+          </m:rPr>
+          <m:t>)</m:t>
+        </m:r>
         <m:r>
           <m:rPr>
             <m:sty m:val="p"/>
@@ -2608,19 +2660,21 @@
             </m:r>
           </m:sub>
         </m:sSub>
-        <m:d>
-          <m:dPr>
-            <m:begChr m:val="("/>
-            <m:sepChr m:val=""/>
-            <m:endChr m:val=")"/>
-            <m:grow/>
-          </m:dPr>
-          <m:e>
-            <m:r>
-              <m:t>y</m:t>
-            </m:r>
-          </m:e>
-        </m:d>
+        <m:r>
+          <m:rPr>
+            <m:sty m:val="p"/>
+          </m:rPr>
+          <m:t>(</m:t>
+        </m:r>
+        <m:r>
+          <m:t>y</m:t>
+        </m:r>
+        <m:r>
+          <m:rPr>
+            <m:sty m:val="p"/>
+          </m:rPr>
+          <m:t>)</m:t>
+        </m:r>
       </m:oMath>
       <w:r>
         <w:t xml:space="preserve"> </w:t>
@@ -2684,19 +2738,21 @@
             </m:r>
           </m:sub>
         </m:sSub>
-        <m:d>
-          <m:dPr>
-            <m:begChr m:val="("/>
-            <m:sepChr m:val=""/>
-            <m:endChr m:val=")"/>
-            <m:grow/>
-          </m:dPr>
-          <m:e>
-            <m:r>
-              <m:t>x</m:t>
-            </m:r>
-          </m:e>
-        </m:d>
+        <m:r>
+          <m:rPr>
+            <m:sty m:val="p"/>
+          </m:rPr>
+          <m:t>(</m:t>
+        </m:r>
+        <m:r>
+          <m:t>x</m:t>
+        </m:r>
+        <m:r>
+          <m:rPr>
+            <m:sty m:val="p"/>
+          </m:rPr>
+          <m:t>)</m:t>
+        </m:r>
         <m:r>
           <m:rPr>
             <m:sty m:val="p"/>
@@ -2718,22 +2774,24 @@
             </m:r>
           </m:sub>
         </m:sSub>
-        <m:d>
-          <m:dPr>
-            <m:begChr m:val="("/>
-            <m:sepChr m:val=""/>
-            <m:endChr m:val=")"/>
-            <m:grow/>
-          </m:dPr>
-          <m:e>
-            <m:r>
-              <m:t>2</m:t>
-            </m:r>
-            <m:r>
-              <m:t>x</m:t>
-            </m:r>
-          </m:e>
-        </m:d>
+        <m:r>
+          <m:rPr>
+            <m:sty m:val="p"/>
+          </m:rPr>
+          <m:t>(</m:t>
+        </m:r>
+        <m:r>
+          <m:t>2</m:t>
+        </m:r>
+        <m:r>
+          <m:t>x</m:t>
+        </m:r>
+        <m:r>
+          <m:rPr>
+            <m:sty m:val="p"/>
+          </m:rPr>
+          <m:t>)</m:t>
+        </m:r>
         <m:r>
           <m:rPr>
             <m:sty m:val="p"/>
@@ -2766,19 +2824,21 @@
             </m:r>
           </m:sub>
         </m:sSub>
-        <m:d>
-          <m:dPr>
-            <m:begChr m:val="("/>
-            <m:sepChr m:val=""/>
-            <m:endChr m:val=")"/>
-            <m:grow/>
-          </m:dPr>
-          <m:e>
-            <m:r>
-              <m:t>x</m:t>
-            </m:r>
-          </m:e>
-        </m:d>
+        <m:r>
+          <m:rPr>
+            <m:sty m:val="p"/>
+          </m:rPr>
+          <m:t>(</m:t>
+        </m:r>
+        <m:r>
+          <m:t>x</m:t>
+        </m:r>
+        <m:r>
+          <m:rPr>
+            <m:sty m:val="p"/>
+          </m:rPr>
+          <m:t>)</m:t>
+        </m:r>
         <m:r>
           <m:rPr>
             <m:sty m:val="p"/>
@@ -2800,40 +2860,42 @@
             </m:r>
           </m:sub>
         </m:sSub>
-        <m:d>
-          <m:dPr>
-            <m:begChr m:val="("/>
-            <m:sepChr m:val=""/>
-            <m:endChr m:val=")"/>
-            <m:grow/>
-          </m:dPr>
+        <m:r>
+          <m:rPr>
+            <m:sty m:val="p"/>
+          </m:rPr>
+          <m:t>(</m:t>
+        </m:r>
+        <m:sSup>
           <m:e>
-            <m:sSup>
-              <m:e>
+            <m:r>
+              <m:t>x</m:t>
+            </m:r>
+          </m:e>
+          <m:sup>
+            <m:f>
+              <m:fPr>
+                <m:type m:val="bar"/>
+              </m:fPr>
+              <m:num>
                 <m:r>
-                  <m:t>x</m:t>
+                  <m:t>1</m:t>
                 </m:r>
-              </m:e>
-              <m:sup>
-                <m:f>
-                  <m:fPr>
-                    <m:type m:val="bar"/>
-                  </m:fPr>
-                  <m:num>
-                    <m:r>
-                      <m:t>1</m:t>
-                    </m:r>
-                  </m:num>
-                  <m:den>
-                    <m:r>
-                      <m:t>2</m:t>
-                    </m:r>
-                  </m:den>
-                </m:f>
-              </m:sup>
-            </m:sSup>
-          </m:e>
-        </m:d>
+              </m:num>
+              <m:den>
+                <m:r>
+                  <m:t>2</m:t>
+                </m:r>
+              </m:den>
+            </m:f>
+          </m:sup>
+        </m:sSup>
+        <m:r>
+          <m:rPr>
+            <m:sty m:val="p"/>
+          </m:rPr>
+          <m:t>)</m:t>
+        </m:r>
       </m:oMath>
       <w:r>
         <w:t xml:space="preserve">. Substituting gives</w:t>
@@ -2857,77 +2919,11 @@
             </m:r>
           </m:sub>
         </m:sSub>
-        <m:d>
-          <m:dPr>
-            <m:begChr m:val="("/>
-            <m:sepChr m:val=""/>
-            <m:endChr m:val=")"/>
-            <m:grow/>
-          </m:dPr>
-          <m:e>
-            <m:r>
-              <m:t>2</m:t>
-            </m:r>
-            <m:sSup>
-              <m:e>
-                <m:r>
-                  <m:t>x</m:t>
-                </m:r>
-              </m:e>
-              <m:sup>
-                <m:f>
-                  <m:fPr>
-                    <m:type m:val="bar"/>
-                  </m:fPr>
-                  <m:num>
-                    <m:r>
-                      <m:t>3</m:t>
-                    </m:r>
-                  </m:num>
-                  <m:den>
-                    <m:r>
-                      <m:t>2</m:t>
-                    </m:r>
-                  </m:den>
-                </m:f>
-              </m:sup>
-            </m:sSup>
-          </m:e>
-        </m:d>
-        <m:r>
-          <m:rPr>
-            <m:sty m:val="p"/>
-          </m:rPr>
-          <m:t>=</m:t>
-        </m:r>
-        <m:r>
-          <m:t>6</m:t>
-        </m:r>
-      </m:oMath>
-      <w:r>
-        <w:t xml:space="preserve">, thus</w:t>
-      </w:r>
-      <w:r>
-        <w:t xml:space="preserve"> </w:t>
-      </w:r>
-      <m:oMath>
-        <m:sSup>
-          <m:e>
-            <m:r>
-              <m:t>3</m:t>
-            </m:r>
-          </m:e>
-          <m:sup>
-            <m:r>
-              <m:t>6</m:t>
-            </m:r>
-          </m:sup>
-        </m:sSup>
-        <m:r>
-          <m:rPr>
-            <m:sty m:val="p"/>
-          </m:rPr>
-          <m:t>=</m:t>
+        <m:r>
+          <m:rPr>
+            <m:sty m:val="p"/>
+          </m:rPr>
+          <m:t>(</m:t>
         </m:r>
         <m:r>
           <m:t>2</m:t>
@@ -2956,6 +2952,74 @@
             </m:f>
           </m:sup>
         </m:sSup>
+        <m:r>
+          <m:rPr>
+            <m:sty m:val="p"/>
+          </m:rPr>
+          <m:t>)</m:t>
+        </m:r>
+        <m:r>
+          <m:rPr>
+            <m:sty m:val="p"/>
+          </m:rPr>
+          <m:t>=</m:t>
+        </m:r>
+        <m:r>
+          <m:t>6</m:t>
+        </m:r>
+      </m:oMath>
+      <w:r>
+        <w:t xml:space="preserve">, thus</w:t>
+      </w:r>
+      <w:r>
+        <w:t xml:space="preserve"> </w:t>
+      </w:r>
+      <m:oMath>
+        <m:sSup>
+          <m:e>
+            <m:r>
+              <m:t>3</m:t>
+            </m:r>
+          </m:e>
+          <m:sup>
+            <m:r>
+              <m:t>6</m:t>
+            </m:r>
+          </m:sup>
+        </m:sSup>
+        <m:r>
+          <m:rPr>
+            <m:sty m:val="p"/>
+          </m:rPr>
+          <m:t>=</m:t>
+        </m:r>
+        <m:r>
+          <m:t>2</m:t>
+        </m:r>
+        <m:sSup>
+          <m:e>
+            <m:r>
+              <m:t>x</m:t>
+            </m:r>
+          </m:e>
+          <m:sup>
+            <m:f>
+              <m:fPr>
+                <m:type m:val="bar"/>
+              </m:fPr>
+              <m:num>
+                <m:r>
+                  <m:t>3</m:t>
+                </m:r>
+              </m:num>
+              <m:den>
+                <m:r>
+                  <m:t>2</m:t>
+                </m:r>
+              </m:den>
+            </m:f>
+          </m:sup>
+        </m:sSup>
       </m:oMath>
       <w:r>
         <w:t xml:space="preserve">. This means that</w:t>
@@ -2981,7 +3045,7 @@
         <w:t xml:space="preserve">.</w:t>
       </w:r>
     </w:p>
-    <w:bookmarkEnd w:id="28"/>
+    <w:bookmarkEnd w:id="17"/>
     <w:sectPr>
       <w:pgSz w:h="15840" w:w="12240"/>
       <w:pgMar w:bottom="1440" w:footer="720" w:gutter="0" w:header="720" w:left="1440" w:right="1440" w:top="1440"/>
